--- a/manuscript/Response_to_reviewers.docx
+++ b/manuscript/Response_to_reviewers.docx
@@ -39,16 +39,10 @@
         <w:t>Manuscript title:</w:t>
       </w:r>
       <w:r>
-        <w:t xml:space="preserve"> Littoral habitat structure </w:t>
-      </w:r>
-      <w:r>
-        <w:t>influences</w:t>
-      </w:r>
-      <w:r>
         <w:t xml:space="preserve"> </w:t>
       </w:r>
       <w:r>
-        <w:t>freshwater crayfish populations in five volcanic lakes of Aotearoa New Zealand</w:t>
+        <w:t>Littoral habitat structure influences freshwater crayfish populations in five volcanic lakes of Aotearoa New Zealand</w:t>
       </w:r>
     </w:p>
     <w:p>
@@ -145,7 +139,15 @@
         <w:t xml:space="preserve">lease rescale Fig. 2 as it can easily fit one panel of a printed paper (i.e., make boxplots thinner) and please present raw data for relationships modelled in Figures 4-5, even if Supplemental Information. </w:t>
       </w:r>
       <w:r>
-        <w:t>Also, expanding the discussion of the role of habitat complexity would make this ms more relevant to the current theme.</w:t>
+        <w:t xml:space="preserve">Also, expanding the discussion of the role of habitat complexity would make this </w:t>
+      </w:r>
+      <w:proofErr w:type="spellStart"/>
+      <w:r>
+        <w:t>ms</w:t>
+      </w:r>
+      <w:proofErr w:type="spellEnd"/>
+      <w:r>
+        <w:t xml:space="preserve"> more relevant to the current theme.</w:t>
       </w:r>
     </w:p>
     <w:p>
@@ -273,7 +275,35 @@
         <w:rPr>
           <w:color w:val="0070C0"/>
         </w:rPr>
-        <w:t xml:space="preserve"> freshwater crayfish populations and demonstrates that not all forms of structural complexity equally support biodiversity. Different forms of structural complexity likely support different species and ecological functions, meaning that maintaining diversity of habitat types within the littoral zone is important for broader biodiversity conservation (Meerhoff &amp; de los Ángeles González-Sagrario, 2022). As shoreline modification, sedimentation, and invasive macrophyte expansion continue to reduce variation and structural diversity in littoral habitats, understanding which components of habitat complexity are functionally important for target species becomes critical for effective restoration planning.</w:t>
+        <w:t xml:space="preserve"> freshwater crayfish populations and demonstrates that not all forms of structural complexity equally support biodiversity. Different forms of structural complexity likely support different species and ecological functions, meaning that maintaining diversity of habitat types within the littoral zone is important for broader biodiversity conservation (</w:t>
+      </w:r>
+      <w:proofErr w:type="spellStart"/>
+      <w:r>
+        <w:rPr>
+          <w:color w:val="0070C0"/>
+        </w:rPr>
+        <w:t>Meerhoff</w:t>
+      </w:r>
+      <w:proofErr w:type="spellEnd"/>
+      <w:r>
+        <w:rPr>
+          <w:color w:val="0070C0"/>
+        </w:rPr>
+        <w:t xml:space="preserve"> &amp; de </w:t>
+      </w:r>
+      <w:proofErr w:type="spellStart"/>
+      <w:r>
+        <w:rPr>
+          <w:color w:val="0070C0"/>
+        </w:rPr>
+        <w:t>los</w:t>
+      </w:r>
+      <w:proofErr w:type="spellEnd"/>
+      <w:r>
+        <w:rPr>
+          <w:color w:val="0070C0"/>
+        </w:rPr>
+        <w:t xml:space="preserve"> Ángeles González-Sagrario, 2022). As shoreline modification, sedimentation, and invasive macrophyte expansion continue to reduce variation and structural diversity in littoral habitats, understanding which components of habitat complexity are functionally important for target species becomes critical for effective restoration planning.</w:t>
       </w:r>
       <w:r>
         <w:rPr>
@@ -1038,7 +1068,21 @@
         <w:rPr>
           <w:color w:val="0070C0"/>
         </w:rPr>
-        <w:t xml:space="preserve">Zuur, A. F., Ieno, E. N., Walker, N., Saveliev, A. A., &amp; Smith, G. M. (2009). </w:t>
+        <w:t xml:space="preserve">Zuur, A. F., </w:t>
+      </w:r>
+      <w:proofErr w:type="spellStart"/>
+      <w:r>
+        <w:rPr>
+          <w:color w:val="0070C0"/>
+        </w:rPr>
+        <w:t>Ieno</w:t>
+      </w:r>
+      <w:proofErr w:type="spellEnd"/>
+      <w:r>
+        <w:rPr>
+          <w:color w:val="0070C0"/>
+        </w:rPr>
+        <w:t xml:space="preserve">, E. N., Walker, N., Saveliev, A. A., &amp; Smith, G. M. (2009). </w:t>
       </w:r>
       <w:r>
         <w:rPr>
@@ -1163,7 +1207,21 @@
         <w:rPr>
           <w:color w:val="0070C0"/>
         </w:rPr>
-        <w:t xml:space="preserve">Zuur, A. F., Ieno, E. N., Walker, N., Saveliev, A. A., &amp; Smith, G. M. (2009). </w:t>
+        <w:t xml:space="preserve">Zuur, A. F., </w:t>
+      </w:r>
+      <w:proofErr w:type="spellStart"/>
+      <w:r>
+        <w:rPr>
+          <w:color w:val="0070C0"/>
+        </w:rPr>
+        <w:t>Ieno</w:t>
+      </w:r>
+      <w:proofErr w:type="spellEnd"/>
+      <w:r>
+        <w:rPr>
+          <w:color w:val="0070C0"/>
+        </w:rPr>
+        <w:t xml:space="preserve">, E. N., Walker, N., Saveliev, A. A., &amp; Smith, G. M. (2009). </w:t>
       </w:r>
       <w:r>
         <w:rPr>
@@ -1288,7 +1346,21 @@
         <w:rPr>
           <w:color w:val="0070C0"/>
         </w:rPr>
-        <w:t xml:space="preserve">Zuur, A. F., Ieno, E. N., Walker, N., Saveliev, A. A., &amp; Smith, G. M. (2009). </w:t>
+        <w:t xml:space="preserve">Zuur, A. F., </w:t>
+      </w:r>
+      <w:proofErr w:type="spellStart"/>
+      <w:r>
+        <w:rPr>
+          <w:color w:val="0070C0"/>
+        </w:rPr>
+        <w:t>Ieno</w:t>
+      </w:r>
+      <w:proofErr w:type="spellEnd"/>
+      <w:r>
+        <w:rPr>
+          <w:color w:val="0070C0"/>
+        </w:rPr>
+        <w:t xml:space="preserve">, E. N., Walker, N., Saveliev, A. A., &amp; Smith, G. M. (2009). </w:t>
       </w:r>
       <w:r>
         <w:rPr>
@@ -1460,7 +1532,21 @@
         <w:rPr>
           <w:color w:val="0070C0"/>
         </w:rPr>
-        <w:t>Continuous predictors were centred and standardised prior to modelling to improve convergence and facilitate comparison of effect sizes, and were modelled as smooth terms using thin plate regression splines (bs = 'ts'), which apply additional shrinkage to penalise overly complex relationships and can shrink smooth terms fully to zero during selection (Wood, 2017). Basis dimensions (k) were set based on the number of unique values per predictor and adjusted where necessary to balance flexibility and parsimony. Binary predictors (fish presence variables) were included as parametric terms.</w:t>
+        <w:t>Continuous predictors were centred and standardised prior to modelling to improve convergence and facilitate comparison of effect sizes, and were modelled as smooth terms using thin plate regression splines (bs = '</w:t>
+      </w:r>
+      <w:proofErr w:type="spellStart"/>
+      <w:r>
+        <w:rPr>
+          <w:color w:val="0070C0"/>
+        </w:rPr>
+        <w:t>ts'</w:t>
+      </w:r>
+      <w:proofErr w:type="spellEnd"/>
+      <w:r>
+        <w:rPr>
+          <w:color w:val="0070C0"/>
+        </w:rPr>
+        <w:t>), which apply additional shrinkage to penalise overly complex relationships and can shrink smooth terms fully to zero during selection (Wood, 2017). Basis dimensions (k) were set based on the number of unique values per predictor and adjusted where necessary to balance flexibility and parsimony. Binary predictors (fish presence variables) were included as parametric terms.</w:t>
       </w:r>
       <w:r>
         <w:rPr>
@@ -1604,7 +1690,15 @@
     </w:p>
     <w:p>
       <w:r>
-        <w:t xml:space="preserve">In this paper, complexity is used as a general term in some cases (e.g, line 83), specific in other cases (e.g., line 126: substrate index). It is also just one of those ecological terms that can take on many meanings depending on the goals of a particular study, highlighting the need to be extremely clear about what it means for a particular manuscript (see also my comment for line 23-24). There are many environmental components measured in this study that could be subsumed into a "habitat complexity" index besides just substrate. Have the authors considered using PCA to collapse environmental variables into one habitat complexity score (sensu Braaten and Guy 1999; Albertson et al. 2013) and then using that score to evaluate drivers of kōura abundance? If there isn't a complexity score, I would recommend adjusting the wording throughout (including the title) to better represent that this study investigates a series of individual drivers, and to only use complexity when referring a response where the variation is the key metric (e.g., substrate complexity = variation in sediment sizes) rather than complexity more generally. Especially since complexity imparted by macrophytes did not support high density (line 307-308). However, even when referring specifically to substrate and the substrate index, the results of this study indicate that the type of </w:t>
+        <w:t>In this paper, complexity is used as a general term in some cases (</w:t>
+      </w:r>
+      <w:proofErr w:type="spellStart"/>
+      <w:r>
+        <w:t>e.g</w:t>
+      </w:r>
+      <w:proofErr w:type="spellEnd"/>
+      <w:r>
+        <w:t xml:space="preserve">, line 83), specific in other cases (e.g., line 126: substrate index). It is also just one of those ecological terms that can take on many meanings depending on the goals of a particular study, highlighting the need to be extremely clear about what it means for a particular manuscript (see also my comment for line 23-24). There are many environmental components measured in this study that could be subsumed into a "habitat complexity" index besides just substrate. Have the authors considered using PCA to collapse environmental variables into one habitat complexity score (sensu Braaten and Guy 1999; Albertson et al. 2013) and then using that score to evaluate drivers of kōura abundance? If there isn't a complexity score, I would recommend adjusting the wording throughout (including the title) to better represent that this study investigates a series of individual drivers, and to only use complexity when referring a response where the variation is the key metric (e.g., substrate complexity = variation in sediment sizes) rather than complexity more generally. Especially since complexity imparted by macrophytes did not support high density (line 307-308). However, even when referring specifically to substrate and the substrate index, the results of this study indicate that the type of </w:t>
       </w:r>
       <w:r>
         <w:lastRenderedPageBreak/>
@@ -3489,6 +3583,7 @@
   <w:style w:type="character" w:default="1" w:styleId="DefaultParagraphFont">
     <w:name w:val="Default Paragraph Font"/>
     <w:uiPriority w:val="1"/>
+    <w:semiHidden/>
     <w:unhideWhenUsed/>
   </w:style>
   <w:style w:type="table" w:default="1" w:styleId="TableNormal">
